--- a/tillsyn/A 52347-2025 tillsynsbegäran.docx
+++ b/tillsyn/A 52347-2025 tillsynsbegäran.docx
@@ -361,7 +361,7 @@
     <w:r>
       <w:tab/>
       <w:tab/>
-      <w:t>2026-04-02</w:t>
+      <w:t>2026-04-03</w:t>
       <w:br/>
       <w:br/>
     </w:r>

--- a/tillsyn/A 52347-2025 tillsynsbegäran.docx
+++ b/tillsyn/A 52347-2025 tillsynsbegäran.docx
@@ -361,7 +361,7 @@
     <w:r>
       <w:tab/>
       <w:tab/>
-      <w:t>2026-04-03</w:t>
+      <w:t>2026-04-04</w:t>
       <w:br/>
       <w:br/>
     </w:r>

--- a/tillsyn/A 52347-2025 tillsynsbegäran.docx
+++ b/tillsyn/A 52347-2025 tillsynsbegäran.docx
@@ -361,7 +361,7 @@
     <w:r>
       <w:tab/>
       <w:tab/>
-      <w:t>2026-04-04</w:t>
+      <w:t>2026-04-05</w:t>
       <w:br/>
       <w:br/>
     </w:r>

--- a/tillsyn/A 52347-2025 tillsynsbegäran.docx
+++ b/tillsyn/A 52347-2025 tillsynsbegäran.docx
@@ -361,7 +361,7 @@
     <w:r>
       <w:tab/>
       <w:tab/>
-      <w:t>2026-04-05</w:t>
+      <w:t>2026-04-06</w:t>
       <w:br/>
       <w:br/>
     </w:r>

--- a/tillsyn/A 52347-2025 tillsynsbegäran.docx
+++ b/tillsyn/A 52347-2025 tillsynsbegäran.docx
@@ -361,7 +361,7 @@
     <w:r>
       <w:tab/>
       <w:tab/>
-      <w:t>2026-04-06</w:t>
+      <w:t>2026-04-07</w:t>
       <w:br/>
       <w:br/>
     </w:r>

--- a/tillsyn/A 52347-2025 tillsynsbegäran.docx
+++ b/tillsyn/A 52347-2025 tillsynsbegäran.docx
@@ -361,7 +361,7 @@
     <w:r>
       <w:tab/>
       <w:tab/>
-      <w:t>2026-04-07</w:t>
+      <w:t>2026-04-08</w:t>
       <w:br/>
       <w:br/>
     </w:r>

--- a/tillsyn/A 52347-2025 tillsynsbegäran.docx
+++ b/tillsyn/A 52347-2025 tillsynsbegäran.docx
@@ -361,7 +361,7 @@
     <w:r>
       <w:tab/>
       <w:tab/>
-      <w:t>2026-04-08</w:t>
+      <w:t>2026-04-09</w:t>
       <w:br/>
       <w:br/>
     </w:r>

--- a/tillsyn/A 52347-2025 tillsynsbegäran.docx
+++ b/tillsyn/A 52347-2025 tillsynsbegäran.docx
@@ -361,7 +361,7 @@
     <w:r>
       <w:tab/>
       <w:tab/>
-      <w:t>2026-04-09</w:t>
+      <w:t>2026-04-10</w:t>
       <w:br/>
       <w:br/>
     </w:r>

--- a/tillsyn/A 52347-2025 tillsynsbegäran.docx
+++ b/tillsyn/A 52347-2025 tillsynsbegäran.docx
@@ -361,7 +361,7 @@
     <w:r>
       <w:tab/>
       <w:tab/>
-      <w:t>2026-04-10</w:t>
+      <w:t>2026-04-11</w:t>
       <w:br/>
       <w:br/>
     </w:r>
